--- a/DOCS_DA_CONVERTIRE/arco3_fornasari_it.docx
+++ b/DOCS_DA_CONVERTIRE/arco3_fornasari_it.docx
@@ -4,19 +4,35 @@
   <w:body>
     <w:p>
       <w:r>
-        <w:t>Il sistema dei portici che sale al Colle della Guardia è stato costruito grazie a una straordinaria partecipazione corale: famiglie nobili, corporazioni di arti e mestieri, ma anche singoli cittadini facoltosi o religiosi finanziavano la costruzione di uno o più archi, lasciando poi una lapide a memoria del proprio contributo.</w:t>
-      </w:r>
-    </w:p>
-    <w:p>
-      <w:r>
-        <w:t>Il conte Gioseffo Carpegna ha finanziato l</w:t>
+        <w:t xml:space="preserve">Il sistema dei portici che sale al Colle della Guardia è stato costruito grazie a una straordinaria partecipazione corale: famiglie nobili, corporazioni di arti e mestieri, ma anche singoli cittadini facoltosi o religiosi finanziavano la costruzione di uno o più archi, lasciando poi una lapide a memoria del proprio </w:t>
+      </w:r>
+      <w:proofErr w:type="spellStart"/>
+      <w:proofErr w:type="gramStart"/>
+      <w:r>
+        <w:t>contributo</w:t>
+      </w:r>
+      <w:r>
+        <w:t>.</w:t>
+      </w:r>
+      <w:r>
+        <w:t>Il</w:t>
+      </w:r>
+      <w:proofErr w:type="spellEnd"/>
+      <w:proofErr w:type="gramEnd"/>
+      <w:r>
+        <w:t xml:space="preserve"> conte Gioseffo Carpegna ha finanziato l</w:t>
       </w:r>
       <w:r>
         <w:t xml:space="preserve">'edificazione </w:t>
       </w:r>
       <w:r>
-        <w:t>dell’arco 3</w:t>
-      </w:r>
+        <w:t xml:space="preserve">dell’arco </w:t>
+      </w:r>
+      <w:proofErr w:type="gramStart"/>
+      <w:r>
+        <w:t>3</w:t>
+      </w:r>
+      <w:proofErr w:type="gramEnd"/>
       <w:r>
         <w:t xml:space="preserve"> del </w:t>
       </w:r>
@@ -32,6 +48,80 @@
       </w:r>
     </w:p>
     <w:p>
+      <w:pPr>
+        <w:jc w:val="center"/>
+      </w:pPr>
+      <w:r>
+        <w:rPr>
+          <w:noProof/>
+        </w:rPr>
+        <w:drawing>
+          <wp:inline distT="0" distB="0" distL="0" distR="0" wp14:anchorId="10E0C170" wp14:editId="19699292">
+            <wp:extent cx="3665220" cy="2255520"/>
+            <wp:effectExtent l="0" t="0" r="0" b="0"/>
+            <wp:docPr id="1801617474" name="Immagine 2"/>
+            <wp:cNvGraphicFramePr>
+              <a:graphicFrameLocks xmlns:a="http://schemas.openxmlformats.org/drawingml/2006/main" noChangeAspect="1"/>
+            </wp:cNvGraphicFramePr>
+            <a:graphic xmlns:a="http://schemas.openxmlformats.org/drawingml/2006/main">
+              <a:graphicData uri="http://schemas.openxmlformats.org/drawingml/2006/picture">
+                <pic:pic xmlns:pic="http://schemas.openxmlformats.org/drawingml/2006/picture">
+                  <pic:nvPicPr>
+                    <pic:cNvPr id="0" name="Immagine 1"/>
+                    <pic:cNvPicPr>
+                      <a:picLocks noChangeAspect="1" noChangeArrowheads="1"/>
+                    </pic:cNvPicPr>
+                  </pic:nvPicPr>
+                  <pic:blipFill>
+                    <a:blip r:embed="rId5">
+                      <a:extLst>
+                        <a:ext uri="{28A0092B-C50C-407E-A947-70E740481C1C}">
+                          <a14:useLocalDpi xmlns:a14="http://schemas.microsoft.com/office/drawing/2010/main" val="0"/>
+                        </a:ext>
+                      </a:extLst>
+                    </a:blip>
+                    <a:srcRect/>
+                    <a:stretch>
+                      <a:fillRect/>
+                    </a:stretch>
+                  </pic:blipFill>
+                  <pic:spPr bwMode="auto">
+                    <a:xfrm>
+                      <a:off x="0" y="0"/>
+                      <a:ext cx="3665220" cy="2255520"/>
+                    </a:xfrm>
+                    <a:prstGeom prst="rect">
+                      <a:avLst/>
+                    </a:prstGeom>
+                    <a:noFill/>
+                    <a:ln>
+                      <a:noFill/>
+                    </a:ln>
+                  </pic:spPr>
+                </pic:pic>
+              </a:graphicData>
+            </a:graphic>
+          </wp:inline>
+        </w:drawing>
+      </w:r>
+    </w:p>
+    <w:p>
+      <w:pPr>
+        <w:jc w:val="center"/>
+      </w:pPr>
+      <w:r>
+        <w:t>[SPLIT_</w:t>
+      </w:r>
+      <w:proofErr w:type="gramStart"/>
+      <w:r>
+        <w:t>BLOCK:arco3_lapide.jpg</w:t>
+      </w:r>
+      <w:proofErr w:type="gramEnd"/>
+      <w:r>
+        <w:t>]</w:t>
+      </w:r>
+    </w:p>
+    <w:p>
       <w:r>
         <w:t>A testimonianza dell’opera realizzata è stata fatta la lapide commemorativa che viene descritta qui di seguito.</w:t>
       </w:r>
@@ -128,6 +218,7 @@
           <w:b/>
           <w:bCs/>
         </w:rPr>
+        <w:lastRenderedPageBreak/>
         <w:t>"Alla augusta Vergine Madre"</w:t>
       </w:r>
     </w:p>
@@ -138,12 +229,21 @@
           <w:numId w:val="1"/>
         </w:numPr>
       </w:pPr>
-      <w:r>
-        <w:rPr>
-          <w:b/>
-          <w:bCs/>
-        </w:rPr>
-        <w:t>Augustae:</w:t>
+      <w:proofErr w:type="spellStart"/>
+      <w:r>
+        <w:rPr>
+          <w:b/>
+          <w:bCs/>
+        </w:rPr>
+        <w:t>Augustae</w:t>
+      </w:r>
+      <w:proofErr w:type="spellEnd"/>
+      <w:r>
+        <w:rPr>
+          <w:b/>
+          <w:bCs/>
+        </w:rPr>
+        <w:t>:</w:t>
       </w:r>
       <w:r>
         <w:t xml:space="preserve"> Titolo di onore e sacralità.</w:t>
@@ -236,7 +336,6 @@
           <w:b/>
           <w:bCs/>
         </w:rPr>
-        <w:lastRenderedPageBreak/>
         <w:t>Ippolito Abba Fornasarius:</w:t>
       </w:r>
       <w:r>
@@ -275,7 +374,23 @@
           <w:b/>
           <w:bCs/>
         </w:rPr>
-        <w:t>Bon. (Bononiensis):</w:t>
+        <w:t>Bon. (</w:t>
+      </w:r>
+      <w:proofErr w:type="spellStart"/>
+      <w:r>
+        <w:rPr>
+          <w:b/>
+          <w:bCs/>
+        </w:rPr>
+        <w:t>Bononiensis</w:t>
+      </w:r>
+      <w:proofErr w:type="spellEnd"/>
+      <w:r>
+        <w:rPr>
+          <w:b/>
+          <w:bCs/>
+        </w:rPr>
+        <w:t>):</w:t>
       </w:r>
       <w:r>
         <w:t xml:space="preserve"> Bolognese.</w:t>
@@ -293,7 +408,39 @@
           <w:b/>
           <w:bCs/>
         </w:rPr>
-        <w:t>G. Nob. (Genere Nobilis):</w:t>
+        <w:t xml:space="preserve">G. </w:t>
+      </w:r>
+      <w:proofErr w:type="spellStart"/>
+      <w:r>
+        <w:rPr>
+          <w:b/>
+          <w:bCs/>
+        </w:rPr>
+        <w:t>Nob</w:t>
+      </w:r>
+      <w:proofErr w:type="spellEnd"/>
+      <w:r>
+        <w:rPr>
+          <w:b/>
+          <w:bCs/>
+        </w:rPr>
+        <w:t xml:space="preserve">. (Genere </w:t>
+      </w:r>
+      <w:proofErr w:type="spellStart"/>
+      <w:r>
+        <w:rPr>
+          <w:b/>
+          <w:bCs/>
+        </w:rPr>
+        <w:t>Nobilis</w:t>
+      </w:r>
+      <w:proofErr w:type="spellEnd"/>
+      <w:r>
+        <w:rPr>
+          <w:b/>
+          <w:bCs/>
+        </w:rPr>
+        <w:t>):</w:t>
       </w:r>
       <w:r>
         <w:t xml:space="preserve"> Di nobile famiglia o stirpe.</w:t>
@@ -367,7 +514,23 @@
           <w:b/>
           <w:bCs/>
         </w:rPr>
-        <w:t>ARCHIGYM. (Archigymnasii):</w:t>
+        <w:t>ARCHIGYM. (</w:t>
+      </w:r>
+      <w:proofErr w:type="spellStart"/>
+      <w:r>
+        <w:rPr>
+          <w:b/>
+          <w:bCs/>
+        </w:rPr>
+        <w:t>Archigymnasii</w:t>
+      </w:r>
+      <w:proofErr w:type="spellEnd"/>
+      <w:r>
+        <w:rPr>
+          <w:b/>
+          <w:bCs/>
+        </w:rPr>
+        <w:t>):</w:t>
       </w:r>
       <w:r>
         <w:t xml:space="preserve"> Riferito all'Archiginnasio di Bologna.</w:t>
@@ -385,7 +548,23 @@
           <w:b/>
           <w:bCs/>
         </w:rPr>
-        <w:t>IC (Iureconsultus):</w:t>
+        <w:t>IC (</w:t>
+      </w:r>
+      <w:proofErr w:type="spellStart"/>
+      <w:r>
+        <w:rPr>
+          <w:b/>
+          <w:bCs/>
+        </w:rPr>
+        <w:t>Iureconsultus</w:t>
+      </w:r>
+      <w:proofErr w:type="spellEnd"/>
+      <w:r>
+        <w:rPr>
+          <w:b/>
+          <w:bCs/>
+        </w:rPr>
+        <w:t>):</w:t>
       </w:r>
       <w:r>
         <w:t xml:space="preserve"> Giureconsulto (esperto di diritto).</w:t>
@@ -421,7 +600,23 @@
           <w:b/>
           <w:bCs/>
         </w:rPr>
-        <w:t>EMER. (Emeritus):</w:t>
+        <w:t>EMER. (</w:t>
+      </w:r>
+      <w:proofErr w:type="spellStart"/>
+      <w:r>
+        <w:rPr>
+          <w:b/>
+          <w:bCs/>
+        </w:rPr>
+        <w:t>Emeritus</w:t>
+      </w:r>
+      <w:proofErr w:type="spellEnd"/>
+      <w:r>
+        <w:rPr>
+          <w:b/>
+          <w:bCs/>
+        </w:rPr>
+        <w:t>):</w:t>
       </w:r>
       <w:r>
         <w:t xml:space="preserve"> Professore a riposo che mantiene i suoi onori.</w:t>
@@ -499,6 +694,7 @@
     </w:p>
     <w:p>
       <w:r>
+        <w:lastRenderedPageBreak/>
         <w:t>L'iscrizione acquisisce ora un significato ancora più preciso:</w:t>
       </w:r>
     </w:p>
@@ -553,11 +749,7 @@
         <w:t>La dicitura "DE MANE PRIM."</w:t>
       </w:r>
       <w:r>
-        <w:t xml:space="preserve"> conferma la sua importanza accademica: all'epoca le lezioni "del mattino" all'Archiginnasio erano le più prestigiose (riservate ai docenti più </w:t>
-      </w:r>
-      <w:r>
-        <w:lastRenderedPageBreak/>
-        <w:t>esperti), mentre quelle "del pomeriggio" erano per i docenti più giovani o per materie complementari.</w:t>
+        <w:t xml:space="preserve"> conferma la sua importanza accademica: all'epoca le lezioni "del mattino" all'Archiginnasio erano le più prestigiose (riservate ai docenti più esperti), mentre quelle "del pomeriggio" erano per i docenti più giovani o per materie complementari.</w:t>
       </w:r>
     </w:p>
     <w:p>
@@ -582,20 +774,67 @@
     </w:p>
     <w:p>
       <w:r>
-        <w:t xml:space="preserve">[NOTRANSLATE_INIZIO] </w:t>
-      </w:r>
-      <w:r>
-        <w:t>Eminet Illa Caput Tuscorum in Vertice Montis</w:t>
-      </w:r>
-    </w:p>
-    <w:p>
-      <w:r>
-        <w:t>Illuc Productis Felsina Porticibus</w:t>
-      </w:r>
-    </w:p>
-    <w:p>
-      <w:r>
-        <w:t>Templi muro Hanc Virgo auget Domus Aurea Caeli</w:t>
+        <w:t xml:space="preserve"> </w:t>
+      </w:r>
+      <w:proofErr w:type="spellStart"/>
+      <w:r>
+        <w:t>Eminet</w:t>
+      </w:r>
+      <w:proofErr w:type="spellEnd"/>
+      <w:r>
+        <w:t xml:space="preserve"> Illa Caput </w:t>
+      </w:r>
+      <w:proofErr w:type="spellStart"/>
+      <w:r>
+        <w:t>Tuscorum</w:t>
+      </w:r>
+      <w:proofErr w:type="spellEnd"/>
+      <w:r>
+        <w:t xml:space="preserve"> in Vertice Montis</w:t>
+      </w:r>
+    </w:p>
+    <w:p>
+      <w:proofErr w:type="spellStart"/>
+      <w:r>
+        <w:t>Illuc</w:t>
+      </w:r>
+      <w:proofErr w:type="spellEnd"/>
+      <w:r>
+        <w:t xml:space="preserve"> </w:t>
+      </w:r>
+      <w:proofErr w:type="spellStart"/>
+      <w:r>
+        <w:t>Productis</w:t>
+      </w:r>
+      <w:proofErr w:type="spellEnd"/>
+      <w:r>
+        <w:t xml:space="preserve"> Felsina </w:t>
+      </w:r>
+      <w:proofErr w:type="spellStart"/>
+      <w:r>
+        <w:t>Porticibus</w:t>
+      </w:r>
+      <w:proofErr w:type="spellEnd"/>
+    </w:p>
+    <w:p>
+      <w:r>
+        <w:t xml:space="preserve">Templi muro </w:t>
+      </w:r>
+      <w:proofErr w:type="spellStart"/>
+      <w:r>
+        <w:t>Hanc</w:t>
+      </w:r>
+      <w:proofErr w:type="spellEnd"/>
+      <w:r>
+        <w:t xml:space="preserve"> Virgo </w:t>
+      </w:r>
+      <w:proofErr w:type="spellStart"/>
+      <w:r>
+        <w:t>auget</w:t>
+      </w:r>
+      <w:proofErr w:type="spellEnd"/>
+      <w:r>
+        <w:t xml:space="preserve"> Domus Aurea Caeli</w:t>
       </w:r>
     </w:p>
     <w:p>
@@ -604,36 +843,94 @@
       </w:r>
     </w:p>
     <w:p>
-      <w:r>
-        <w:t>Fitque sequens Ventrem Partus vum Virgine Civis</w:t>
-      </w:r>
-    </w:p>
-    <w:p>
-      <w:r>
-        <w:t>Filius utque Videns Optimus Excubitor</w:t>
-      </w:r>
-    </w:p>
-    <w:p>
-      <w:r>
-        <w:t>Augustae ed Primi Regia Pontificum</w:t>
-      </w:r>
+      <w:proofErr w:type="spellStart"/>
+      <w:r>
+        <w:t>Fitque</w:t>
+      </w:r>
+      <w:proofErr w:type="spellEnd"/>
+      <w:r>
+        <w:t xml:space="preserve"> </w:t>
+      </w:r>
+      <w:proofErr w:type="spellStart"/>
+      <w:r>
+        <w:t>sequens</w:t>
+      </w:r>
+      <w:proofErr w:type="spellEnd"/>
+      <w:r>
+        <w:t xml:space="preserve"> </w:t>
+      </w:r>
+      <w:proofErr w:type="spellStart"/>
+      <w:r>
+        <w:t>Ventrem</w:t>
+      </w:r>
+      <w:proofErr w:type="spellEnd"/>
+      <w:r>
+        <w:t xml:space="preserve"> </w:t>
+      </w:r>
+      <w:proofErr w:type="spellStart"/>
+      <w:r>
+        <w:t>Partus</w:t>
+      </w:r>
+      <w:proofErr w:type="spellEnd"/>
+      <w:r>
+        <w:t xml:space="preserve"> </w:t>
+      </w:r>
+      <w:proofErr w:type="spellStart"/>
+      <w:r>
+        <w:t>vum</w:t>
+      </w:r>
+      <w:proofErr w:type="spellEnd"/>
+      <w:r>
+        <w:t xml:space="preserve"> Virgine Civis</w:t>
+      </w:r>
+    </w:p>
+    <w:p>
+      <w:r>
+        <w:t xml:space="preserve">Filius </w:t>
+      </w:r>
+      <w:proofErr w:type="spellStart"/>
+      <w:r>
+        <w:t>utque</w:t>
+      </w:r>
+      <w:proofErr w:type="spellEnd"/>
+      <w:r>
+        <w:t xml:space="preserve"> </w:t>
+      </w:r>
+      <w:proofErr w:type="spellStart"/>
+      <w:r>
+        <w:t>Videns</w:t>
+      </w:r>
+      <w:proofErr w:type="spellEnd"/>
+      <w:r>
+        <w:t xml:space="preserve"> Optimus </w:t>
+      </w:r>
+      <w:proofErr w:type="spellStart"/>
+      <w:r>
+        <w:t>Excubitor</w:t>
+      </w:r>
+      <w:proofErr w:type="spellEnd"/>
+    </w:p>
+    <w:p>
+      <w:proofErr w:type="spellStart"/>
+      <w:r>
+        <w:t>Augustae</w:t>
+      </w:r>
+      <w:proofErr w:type="spellEnd"/>
+      <w:r>
+        <w:t xml:space="preserve"> ed Primi Regia </w:t>
+      </w:r>
+      <w:proofErr w:type="spellStart"/>
+      <w:r>
+        <w:t>Pontificum</w:t>
+      </w:r>
+      <w:proofErr w:type="spellEnd"/>
     </w:p>
     <w:p>
       <w:r>
         <w:t>Anno 1693</w:t>
       </w:r>
     </w:p>
-    <w:p>
-      <w:r>
-        <w:t>[NOTRANSLATE_</w:t>
-      </w:r>
-      <w:r>
-        <w:t>FINE</w:t>
-      </w:r>
-      <w:r>
-        <w:t>]</w:t>
-      </w:r>
-    </w:p>
+    <w:p/>
     <w:p>
       <w:r>
         <w:t>Questa seconda parte dell'iscrizione è un componimento poetico in distici elegiaci che celebra la magnificenza del Santuario di San Luca e il legame profondo tra la città di Bologna (</w:t>
@@ -670,7 +967,7 @@
           <w:i/>
           <w:iCs/>
         </w:rPr>
-        <w:t xml:space="preserve">[NOTRANSLATE_INIZIO] </w:t>
+        <w:t xml:space="preserve"> </w:t>
       </w:r>
       <w:r>
         <w:rPr>
@@ -706,18 +1003,10 @@
         </w:rPr>
         <w:t xml:space="preserve"> </w:t>
       </w:r>
-      <w:r>
-        <w:t>[NOTRANSLATE_</w:t>
-      </w:r>
-      <w:r>
-        <w:t>FINE</w:t>
-      </w:r>
-      <w:r>
-        <w:t>]</w:t>
-      </w:r>
-    </w:p>
-    <w:p>
-      <w:r>
+    </w:p>
+    <w:p>
+      <w:r>
+        <w:lastRenderedPageBreak/>
         <w:t>) e descrive visivamente il percorso del portico.</w:t>
       </w:r>
     </w:p>
@@ -763,7 +1052,6 @@
     </w:p>
     <w:p>
       <w:r>
-        <w:lastRenderedPageBreak/>
         <w:t>E il cittadino diviene un figlio che segue il parto del ventre della Vergine,</w:t>
       </w:r>
     </w:p>
@@ -805,23 +1093,42 @@
           <w:b/>
           <w:bCs/>
         </w:rPr>
-        <w:t xml:space="preserve">[NOTRANSLATE_INIZIO] </w:t>
-      </w:r>
-      <w:r>
-        <w:rPr>
-          <w:b/>
-          <w:bCs/>
-        </w:rPr>
-        <w:t>Eminet Illa Caput Tuscorum:</w:t>
-      </w:r>
-      <w:r>
-        <w:t xml:space="preserve"> [NOTRANSLATE_</w:t>
-      </w:r>
-      <w:r>
-        <w:t>FINE</w:t>
-      </w:r>
-      <w:r>
-        <w:t>]</w:t>
+        <w:t xml:space="preserve"> </w:t>
+      </w:r>
+      <w:proofErr w:type="spellStart"/>
+      <w:r>
+        <w:rPr>
+          <w:b/>
+          <w:bCs/>
+        </w:rPr>
+        <w:t>Eminet</w:t>
+      </w:r>
+      <w:proofErr w:type="spellEnd"/>
+      <w:r>
+        <w:rPr>
+          <w:b/>
+          <w:bCs/>
+        </w:rPr>
+        <w:t xml:space="preserve"> Illa Caput </w:t>
+      </w:r>
+      <w:proofErr w:type="spellStart"/>
+      <w:r>
+        <w:rPr>
+          <w:b/>
+          <w:bCs/>
+        </w:rPr>
+        <w:t>Tuscorum</w:t>
+      </w:r>
+      <w:proofErr w:type="spellEnd"/>
+      <w:r>
+        <w:rPr>
+          <w:b/>
+          <w:bCs/>
+        </w:rPr>
+        <w:t>:</w:t>
+      </w:r>
+      <w:r>
+        <w:t xml:space="preserve"> </w:t>
       </w:r>
     </w:p>
     <w:p>
@@ -832,35 +1139,75 @@
         </w:numPr>
       </w:pPr>
       <w:r>
-        <w:t xml:space="preserve"> Si riferisce alla posizione geografica del Santuario. Il Colle della Guardia è storicamente visto come l'inizio dell'Appennino verso la Toscana. "Caput Tuscorum" (Capo dei Toscani) indica proprio questa direzione geografica.</w:t>
-      </w:r>
-    </w:p>
-    <w:p>
-      <w:r>
-        <w:rPr>
-          <w:b/>
-          <w:bCs/>
-        </w:rPr>
-        <w:t xml:space="preserve">[NOTRANSLATE_INIZIO] </w:t>
-      </w:r>
-      <w:r>
-        <w:rPr>
-          <w:b/>
-          <w:bCs/>
-        </w:rPr>
-        <w:t>Illuc Productis Felsina Porticibus:</w:t>
-      </w:r>
-      <w:r>
+        <w:t xml:space="preserve"> Si riferisce alla posizione geografica del Santuario. Il Colle della Guardia è storicamente visto come l'inizio dell'Appennino verso la Toscana. "Caput </w:t>
+      </w:r>
+      <w:proofErr w:type="spellStart"/>
+      <w:r>
+        <w:t>Tuscorum</w:t>
+      </w:r>
+      <w:proofErr w:type="spellEnd"/>
+      <w:r>
+        <w:t>" (Capo dei Toscani) indica proprio questa direzione geografica.</w:t>
+      </w:r>
+    </w:p>
+    <w:p>
+      <w:r>
+        <w:rPr>
+          <w:b/>
+          <w:bCs/>
+        </w:rPr>
         <w:t xml:space="preserve"> </w:t>
       </w:r>
-      <w:r>
-        <w:t>[NOTRANSLATE_</w:t>
-      </w:r>
-      <w:r>
-        <w:t>FINE</w:t>
-      </w:r>
-      <w:r>
-        <w:t>]</w:t>
+      <w:proofErr w:type="spellStart"/>
+      <w:r>
+        <w:rPr>
+          <w:b/>
+          <w:bCs/>
+        </w:rPr>
+        <w:t>Illuc</w:t>
+      </w:r>
+      <w:proofErr w:type="spellEnd"/>
+      <w:r>
+        <w:rPr>
+          <w:b/>
+          <w:bCs/>
+        </w:rPr>
+        <w:t xml:space="preserve"> </w:t>
+      </w:r>
+      <w:proofErr w:type="spellStart"/>
+      <w:r>
+        <w:rPr>
+          <w:b/>
+          <w:bCs/>
+        </w:rPr>
+        <w:t>Productis</w:t>
+      </w:r>
+      <w:proofErr w:type="spellEnd"/>
+      <w:r>
+        <w:rPr>
+          <w:b/>
+          <w:bCs/>
+        </w:rPr>
+        <w:t xml:space="preserve"> Felsina </w:t>
+      </w:r>
+      <w:proofErr w:type="spellStart"/>
+      <w:r>
+        <w:rPr>
+          <w:b/>
+          <w:bCs/>
+        </w:rPr>
+        <w:t>Porticibus</w:t>
+      </w:r>
+      <w:proofErr w:type="spellEnd"/>
+      <w:r>
+        <w:rPr>
+          <w:b/>
+          <w:bCs/>
+        </w:rPr>
+        <w:t>:</w:t>
+      </w:r>
+      <w:r>
+        <w:t xml:space="preserve"> </w:t>
       </w:r>
     </w:p>
     <w:p>
@@ -890,7 +1237,7 @@
           <w:b/>
           <w:bCs/>
         </w:rPr>
-        <w:t xml:space="preserve">[NOTRANSLATE_INIZIO] </w:t>
+        <w:t xml:space="preserve"> </w:t>
       </w:r>
       <w:r>
         <w:rPr>
@@ -901,15 +1248,6 @@
       </w:r>
       <w:r>
         <w:t xml:space="preserve"> </w:t>
-      </w:r>
-      <w:r>
-        <w:t>[NOTRANSLATE_</w:t>
-      </w:r>
-      <w:r>
-        <w:t>FINE</w:t>
-      </w:r>
-      <w:r>
-        <w:t>]</w:t>
       </w:r>
     </w:p>
     <w:p>
@@ -929,26 +1267,33 @@
           <w:b/>
           <w:bCs/>
         </w:rPr>
-        <w:t xml:space="preserve">[NOTRANSLATE_INIZIO] </w:t>
-      </w:r>
-      <w:r>
-        <w:rPr>
-          <w:b/>
-          <w:bCs/>
-        </w:rPr>
-        <w:t>Civis / Filius / Excubitor:</w:t>
-      </w:r>
-      <w:r>
         <w:t xml:space="preserve"> </w:t>
       </w:r>
       <w:r>
-        <w:t>[NOTRANSLATE_</w:t>
-      </w:r>
-      <w:r>
-        <w:t>FINE</w:t>
-      </w:r>
-      <w:r>
-        <w:t>]</w:t>
+        <w:rPr>
+          <w:b/>
+          <w:bCs/>
+        </w:rPr>
+        <w:t xml:space="preserve">Civis / Filius / </w:t>
+      </w:r>
+      <w:proofErr w:type="spellStart"/>
+      <w:r>
+        <w:rPr>
+          <w:b/>
+          <w:bCs/>
+        </w:rPr>
+        <w:t>Excubitor</w:t>
+      </w:r>
+      <w:proofErr w:type="spellEnd"/>
+      <w:r>
+        <w:rPr>
+          <w:b/>
+          <w:bCs/>
+        </w:rPr>
+        <w:t>:</w:t>
+      </w:r>
+      <w:r>
+        <w:t xml:space="preserve"> </w:t>
       </w:r>
     </w:p>
     <w:p>
@@ -970,10 +1315,11 @@
         <w:t>Civis</w:t>
       </w:r>
       <w:r>
-        <w:t>) che sale il portico diventa metaforicamente un figlio (</w:t>
-      </w:r>
-      <w:r>
-        <w:t>[NOTRANSLATE_INIZIO]</w:t>
+        <w:t xml:space="preserve">) che sale il portico diventa metaforicamente un figlio </w:t>
+      </w:r>
+      <w:proofErr w:type="gramStart"/>
+      <w:r>
+        <w:t>(</w:t>
       </w:r>
       <w:r>
         <w:rPr>
@@ -982,20 +1328,13 @@
         </w:rPr>
         <w:t xml:space="preserve"> Filius</w:t>
       </w:r>
-      <w:r>
-        <w:t>[NOTRANSLATE_</w:t>
-      </w:r>
-      <w:r>
-        <w:t>FINE</w:t>
-      </w:r>
-      <w:r>
-        <w:t>]</w:t>
-      </w:r>
-      <w:r>
-        <w:t>) che si mette al servizio come guardia o custode (</w:t>
-      </w:r>
-      <w:r>
-        <w:t>[NOTRANSLATE_INIZIO]</w:t>
+      <w:proofErr w:type="gramEnd"/>
+      <w:r>
+        <w:t xml:space="preserve">) che si mette al servizio come guardia o custode </w:t>
+      </w:r>
+      <w:proofErr w:type="gramStart"/>
+      <w:r>
+        <w:t>(</w:t>
       </w:r>
       <w:r>
         <w:rPr>
@@ -1004,6 +1343,7 @@
         </w:rPr>
         <w:t xml:space="preserve"> </w:t>
       </w:r>
+      <w:proofErr w:type="spellStart"/>
       <w:r>
         <w:rPr>
           <w:b/>
@@ -1011,15 +1351,8 @@
         </w:rPr>
         <w:t>Excubitor</w:t>
       </w:r>
-      <w:r>
-        <w:t>[NOTRANSLATE_</w:t>
-      </w:r>
-      <w:r>
-        <w:t>FINE</w:t>
-      </w:r>
-      <w:r>
-        <w:t>]</w:t>
-      </w:r>
+      <w:proofErr w:type="spellEnd"/>
+      <w:proofErr w:type="gramEnd"/>
       <w:r>
         <w:t>) della sua protettrice.</w:t>
       </w:r>
@@ -1030,26 +1363,42 @@
           <w:b/>
           <w:bCs/>
         </w:rPr>
-        <w:t xml:space="preserve">[NOTRANSLATE_INIZIO] </w:t>
-      </w:r>
-      <w:r>
-        <w:rPr>
-          <w:b/>
-          <w:bCs/>
-        </w:rPr>
-        <w:t>Augustae et Primi Regia Pontificum:</w:t>
-      </w:r>
-      <w:r>
         <w:t xml:space="preserve"> </w:t>
       </w:r>
-      <w:r>
-        <w:t>[NOTRANSLATE_</w:t>
-      </w:r>
-      <w:r>
-        <w:t>FINE</w:t>
-      </w:r>
-      <w:r>
-        <w:t>]</w:t>
+      <w:proofErr w:type="spellStart"/>
+      <w:r>
+        <w:rPr>
+          <w:b/>
+          <w:bCs/>
+        </w:rPr>
+        <w:t>Augustae</w:t>
+      </w:r>
+      <w:proofErr w:type="spellEnd"/>
+      <w:r>
+        <w:rPr>
+          <w:b/>
+          <w:bCs/>
+        </w:rPr>
+        <w:t xml:space="preserve"> et Primi Regia </w:t>
+      </w:r>
+      <w:proofErr w:type="spellStart"/>
+      <w:r>
+        <w:rPr>
+          <w:b/>
+          <w:bCs/>
+        </w:rPr>
+        <w:t>Pontificum</w:t>
+      </w:r>
+      <w:proofErr w:type="spellEnd"/>
+      <w:r>
+        <w:rPr>
+          <w:b/>
+          <w:bCs/>
+        </w:rPr>
+        <w:t>:</w:t>
+      </w:r>
+      <w:r>
+        <w:t xml:space="preserve"> </w:t>
       </w:r>
     </w:p>
     <w:p>
@@ -1073,6 +1422,7 @@
     </w:p>
     <w:p>
       <w:r>
+        <w:lastRenderedPageBreak/>
         <w:t xml:space="preserve">Nel </w:t>
       </w:r>
       <w:r>
@@ -1123,7 +1473,6 @@
           <w:b/>
           <w:bCs/>
         </w:rPr>
-        <w:lastRenderedPageBreak/>
         <w:t>2. L'orgoglio della "Felsina" barocca</w:t>
       </w:r>
     </w:p>
@@ -1139,7 +1488,15 @@
         <w:t>barocco bolognese</w:t>
       </w:r>
       <w:r>
-        <w:t xml:space="preserve"> di fine Seicento. In quel periodo, Bologna voleva celebrare se stessa (indicata col nome nobile di </w:t>
+        <w:t xml:space="preserve"> di fine Seicento. In quel periodo, Bologna voleva celebrare </w:t>
+      </w:r>
+      <w:proofErr w:type="gramStart"/>
+      <w:r>
+        <w:t>se</w:t>
+      </w:r>
+      <w:proofErr w:type="gramEnd"/>
+      <w:r>
+        <w:t xml:space="preserve"> stessa (indicata col nome nobile di </w:t>
       </w:r>
       <w:r>
         <w:rPr>
@@ -1173,6 +1530,7 @@
       </w:r>
     </w:p>
     <w:p>
+      <w:proofErr w:type="gramStart"/>
       <w:r>
         <w:rPr>
           <w:b/>
@@ -1193,26 +1551,59 @@
           <w:b/>
           <w:bCs/>
         </w:rPr>
-        <w:t xml:space="preserve">[NOTRANSLATE_INIZIO] </w:t>
-      </w:r>
-      <w:r>
-        <w:rPr>
-          <w:b/>
-          <w:bCs/>
-        </w:rPr>
-        <w:t>Illuc Productis Felsina Porticibus"</w:t>
+        <w:t xml:space="preserve"> </w:t>
+      </w:r>
+      <w:proofErr w:type="spellStart"/>
+      <w:r>
+        <w:rPr>
+          <w:b/>
+          <w:bCs/>
+        </w:rPr>
+        <w:t>Illuc</w:t>
+      </w:r>
+      <w:proofErr w:type="spellEnd"/>
+      <w:proofErr w:type="gramEnd"/>
+      <w:r>
+        <w:rPr>
+          <w:b/>
+          <w:bCs/>
+        </w:rPr>
+        <w:t xml:space="preserve"> </w:t>
+      </w:r>
+      <w:proofErr w:type="spellStart"/>
+      <w:r>
+        <w:rPr>
+          <w:b/>
+          <w:bCs/>
+        </w:rPr>
+        <w:t>Productis</w:t>
+      </w:r>
+      <w:proofErr w:type="spellEnd"/>
+      <w:r>
+        <w:rPr>
+          <w:b/>
+          <w:bCs/>
+        </w:rPr>
+        <w:t xml:space="preserve"> Felsina </w:t>
+      </w:r>
+      <w:proofErr w:type="spellStart"/>
+      <w:r>
+        <w:rPr>
+          <w:b/>
+          <w:bCs/>
+        </w:rPr>
+        <w:t>Porticibus</w:t>
+      </w:r>
+      <w:proofErr w:type="spellEnd"/>
+      <w:r>
+        <w:rPr>
+          <w:b/>
+          <w:bCs/>
+        </w:rPr>
+        <w:t>"</w:t>
       </w:r>
       <w:r>
         <w:t xml:space="preserve">: </w:t>
-      </w:r>
-      <w:r>
-        <w:t>[NOTRANSLATE_</w:t>
-      </w:r>
-      <w:r>
-        <w:t>FINE</w:t>
-      </w:r>
-      <w:r>
-        <w:t>]</w:t>
       </w:r>
     </w:p>
     <w:p>
@@ -1227,6 +1618,7 @@
       </w:r>
     </w:p>
     <w:p>
+      <w:proofErr w:type="gramStart"/>
       <w:r>
         <w:rPr>
           <w:b/>
@@ -1247,26 +1639,27 @@
           <w:b/>
           <w:bCs/>
         </w:rPr>
-        <w:t xml:space="preserve">[NOTRANSLATE_INIZIO] </w:t>
-      </w:r>
-      <w:r>
-        <w:rPr>
-          <w:b/>
-          <w:bCs/>
-        </w:rPr>
-        <w:t>Excubitor" (Il Custode)</w:t>
+        <w:t xml:space="preserve"> </w:t>
+      </w:r>
+      <w:proofErr w:type="spellStart"/>
+      <w:r>
+        <w:rPr>
+          <w:b/>
+          <w:bCs/>
+        </w:rPr>
+        <w:t>Excubitor</w:t>
+      </w:r>
+      <w:proofErr w:type="spellEnd"/>
+      <w:proofErr w:type="gramEnd"/>
+      <w:r>
+        <w:rPr>
+          <w:b/>
+          <w:bCs/>
+        </w:rPr>
+        <w:t>" (Il Custode)</w:t>
       </w:r>
       <w:r>
         <w:t xml:space="preserve">: </w:t>
-      </w:r>
-      <w:r>
-        <w:t>[NOTRANSLATE_</w:t>
-      </w:r>
-      <w:r>
-        <w:t>FINE</w:t>
-      </w:r>
-      <w:r>
-        <w:t>]</w:t>
       </w:r>
     </w:p>
     <w:p>
@@ -1321,6 +1714,7 @@
         <w:pStyle w:val="Titolo2"/>
       </w:pPr>
       <w:r>
+        <w:lastRenderedPageBreak/>
         <w:t>Chi era Gioseffo Carpegna?</w:t>
       </w:r>
     </w:p>
@@ -1371,12 +1765,21 @@
           <w:numId w:val="7"/>
         </w:numPr>
       </w:pPr>
-      <w:r>
-        <w:rPr>
-          <w:b/>
-          <w:bCs/>
-        </w:rPr>
-        <w:t>Vicelegato di Bologna:</w:t>
+      <w:proofErr w:type="spellStart"/>
+      <w:r>
+        <w:rPr>
+          <w:b/>
+          <w:bCs/>
+        </w:rPr>
+        <w:t>Vicelegato</w:t>
+      </w:r>
+      <w:proofErr w:type="spellEnd"/>
+      <w:r>
+        <w:rPr>
+          <w:b/>
+          <w:bCs/>
+        </w:rPr>
+        <w:t xml:space="preserve"> di Bologna:</w:t>
       </w:r>
       <w:r>
         <w:t xml:space="preserve"> Nel </w:t>
@@ -1391,6 +1794,7 @@
       <w:r>
         <w:t xml:space="preserve">, Gioseffo Carpegna ricopriva la carica di </w:t>
       </w:r>
+      <w:proofErr w:type="spellStart"/>
       <w:r>
         <w:rPr>
           <w:b/>
@@ -1398,12 +1802,17 @@
         </w:rPr>
         <w:t>Vicelegato</w:t>
       </w:r>
-      <w:r>
-        <w:t xml:space="preserve">. In quel periodo, Bologna era parte dello Stato Pontificio e il Vicelegato era una figura </w:t>
-      </w:r>
-      <w:r>
-        <w:lastRenderedPageBreak/>
-        <w:t>cruciale: rappresentava l'autorità civile e amministrativa immediata, agendo spesso come braccio destro (o facente funzioni) del Cardinale Legato.</w:t>
+      <w:proofErr w:type="spellEnd"/>
+      <w:r>
+        <w:t xml:space="preserve">. In quel periodo, Bologna era parte dello Stato Pontificio e il </w:t>
+      </w:r>
+      <w:proofErr w:type="spellStart"/>
+      <w:r>
+        <w:t>Vicelegato</w:t>
+      </w:r>
+      <w:proofErr w:type="spellEnd"/>
+      <w:r>
+        <w:t xml:space="preserve"> era una figura cruciale: rappresentava l'autorità civile e amministrativa immediata, agendo spesso come braccio destro (o facente funzioni) del Cardinale Legato.</w:t>
       </w:r>
     </w:p>
     <w:p>
@@ -1552,6 +1961,7 @@
           <w:b/>
           <w:bCs/>
         </w:rPr>
+        <w:lastRenderedPageBreak/>
         <w:t>Nota storica:</w:t>
       </w:r>
       <w:r>
@@ -1567,10 +1977,11 @@
         <w:t>si può</w:t>
       </w:r>
       <w:r>
-        <w:t xml:space="preserve"> trovare il suo nome latinizzato in </w:t>
-      </w:r>
-      <w:r>
-        <w:t>[NOTRANSLATE_INIZIO]</w:t>
+        <w:t xml:space="preserve"> trovare il suo nome latinizzato </w:t>
+      </w:r>
+      <w:proofErr w:type="gramStart"/>
+      <w:r>
+        <w:t xml:space="preserve">in </w:t>
       </w:r>
       <w:r>
         <w:rPr>
@@ -1584,25 +1995,38 @@
           <w:i/>
           <w:iCs/>
         </w:rPr>
-        <w:t>Iosephus Carpineus</w:t>
-      </w:r>
-      <w:r>
+        <w:t>Iosephus</w:t>
+      </w:r>
+      <w:proofErr w:type="gramEnd"/>
+      <w:r>
+        <w:rPr>
+          <w:i/>
+          <w:iCs/>
+        </w:rPr>
         <w:t xml:space="preserve"> </w:t>
       </w:r>
-      <w:r>
-        <w:t>[NOTRANSLATE_</w:t>
-      </w:r>
-      <w:r>
-        <w:t>FINE</w:t>
-      </w:r>
-      <w:r>
-        <w:t>]</w:t>
-      </w:r>
+      <w:proofErr w:type="spellStart"/>
+      <w:proofErr w:type="gramStart"/>
+      <w:r>
+        <w:rPr>
+          <w:i/>
+          <w:iCs/>
+        </w:rPr>
+        <w:t>Carpineus</w:t>
+      </w:r>
+      <w:proofErr w:type="spellEnd"/>
       <w:r>
         <w:t xml:space="preserve"> </w:t>
       </w:r>
       <w:r>
-        <w:t>nei documenti ufficiali del Legato o del Senato di Bologna relativi agli anni 1693-1695.</w:t>
+        <w:t xml:space="preserve"> </w:t>
+      </w:r>
+      <w:r>
+        <w:t>nei</w:t>
+      </w:r>
+      <w:proofErr w:type="gramEnd"/>
+      <w:r>
+        <w:t xml:space="preserve"> documenti ufficiali del Legato o del Senato di Bologna relativi agli anni 1693-1695.</w:t>
       </w:r>
     </w:p>
     <w:sectPr>
